--- a/Citi_Analytics_Tagging_Current_State_Architecture.docx
+++ b/Citi_Analytics_Tagging_Current_State_Architecture.docx
@@ -15,7 +15,7 @@
         <w:pStyle w:val="Subtitle"/>
       </w:pPr>
       <w:r>
-        <w:t>Public production discovery  |  25 September 2026</w:t>
+        <w:t>Public production discovery  |  refreshed 29 September 2026</w:t>
       </w:r>
     </w:p>
     <w:p>
@@ -73,7 +73,7 @@
         <w:pStyle w:val="ListBullet"/>
       </w:pPr>
       <w:r>
-        <w:t>Unknown: no Microsoft UET ID or executable UET tag was established on sampled pages. Floodlight base IDs were observed, but conversion request-to-activity mapping remains incomplete.</w:t>
+        <w:t>Correction to the original sample: Ensighten banking and mortgage modules expose three Microsoft UET tag IDs. The expanded modules contain 25 Floodlight activity bindings. Code delivery is established; conversion requests are not mapped.</w:t>
       </w:r>
     </w:p>
     <w:p>
@@ -1380,12 +1380,17 @@
     </w:p>
     <w:p>
       <w:r>
-        <w:t>Observed network and code: the bootstrap is nexus.ensighten.com/citi/na_prod/Bootstrap.js. A call to serverComponent.php includes ClientID 1129 and the current PageID, returning pageFiles that name code modules and condition IDs. Browser requests then load selected modules. The modules register callbacks for immediate, DOM-parsed, DOM-loaded, and named Ensighten events. Data definitions and page-name conditions supply additional gates.</w:t>
+        <w:t>Observed network and code: the bootstrap is nexus.ensighten.com/citi/na_prod/Bootstrap.js, client 1129 and production path na_prod. Its serverComponent.php call includes the current PageID and returns selected code modules and data-definition IDs. The five-page expanded sample contains ten distinct modules with 141 bind calls, including 40 data definitions. These counts include helpers and are not marketing-tag counts. The modules register immediate, DOM, dependency and named-event callbacks; a module can arrive without an inner rule executing.</w:t>
       </w:r>
     </w:p>
     <w:p>
       <w:r>
-        <w:t>The large shared module contains analytics handoffs, vendor code and event triggers. A module can be delivered while an inner condition remains false. Consequently, an ID in the source is an implementation candidate, whereas a request proves delivery to a destination in that sampled state. Human-readable Ensighten console tag names and complete unpublished deployment conditions are unknown.</w:t>
+        <w:t>The shared 12885707 module embeds Adobe Target at.js 2.11.7 and legacy Adobe AppMeasurement 2.27.0. Rule 4257885 creates s_tms for citiuscombprod/dev. Rule 4293545 defines _trackAnalytics, assigns window._dl, builds legacy products/context data, and dispatches na_tms_page_view or na_tms_custom_event. The direct s_tms.t()/tl() send is gated by the absence of sessionStorage.adobeLaunch; the Ensighten event path has separate conditions. A second rule replays stored_analytics into this legacy helper. The Launch path also has replay code, so exact-once behavior remains unverified.</w:t>
+      </w:r>
+    </w:p>
+    <w:p>
+      <w:r>
+        <w:t>Shared router rules interpret _dl, citiData, page names and URL state to emit mortgage, banking, travel and card signals. Some tms_floodlight_pixel_*, tms_meta_*, tms_rokt_pixel_* and tms_strataElite_* names are emitted without a matching destination handler in the sampled modules; these are event names, not observed vendor calls. Numeric IDs and all 141 binding rows are in the companion workbook and Ensighten deep-dive Markdown.</w:t>
       </w:r>
     </w:p>
     <w:p>
@@ -1507,7 +1512,7 @@
                 <w:rFonts w:ascii="Liberation Sans" w:hAnsi="Liberation Sans"/>
                 <w:sz w:val="16"/>
               </w:rPr>
-              <w:t>Five DC base IDs; two explicit conversion snippets in Ensighten</w:t>
+              <w:t>Five DC base IDs; 25 activity bindings across expanded modules</w:t>
             </w:r>
           </w:p>
         </w:tc>
@@ -1526,7 +1531,7 @@
                 <w:rFonts w:ascii="Liberation Sans" w:hAnsi="Liberation Sans"/>
                 <w:sz w:val="16"/>
               </w:rPr>
-              <w:t>Five gtag script requests and Google collect; activity not resolved</w:t>
+              <w:t>Five gtag scripts and Google collect; activity not resolved</w:t>
             </w:r>
           </w:p>
         </w:tc>
@@ -1549,6 +1554,187 @@
                 <w:rFonts w:ascii="Liberation Sans" w:hAnsi="Liberation Sans"/>
                 <w:sz w:val="16"/>
               </w:rPr>
+              <w:t>Microsoft UET</w:t>
+            </w:r>
+          </w:p>
+        </w:tc>
+        <w:tc>
+          <w:tcPr>
+            <w:tcW w:type="dxa" w:w="4392"/>
+            <w:vAlign w:val="top"/>
+          </w:tcPr>
+          <w:p>
+            <w:pPr>
+              <w:spacing w:after="40"/>
+            </w:pPr>
+            <w:r>
+              <w:rPr>
+                <w:rFonts w:ascii="Liberation Sans" w:hAnsi="Liberation Sans"/>
+                <w:sz w:val="16"/>
+              </w:rPr>
+              <w:t>Three public tag IDs in banking and mortgage modules</w:t>
+            </w:r>
+          </w:p>
+        </w:tc>
+        <w:tc>
+          <w:tcPr>
+            <w:tcW w:type="dxa" w:w="3816"/>
+            <w:vAlign w:val="top"/>
+          </w:tcPr>
+          <w:p>
+            <w:pPr>
+              <w:spacing w:after="40"/>
+            </w:pPr>
+            <w:r>
+              <w:rPr>
+                <w:rFonts w:ascii="Liberation Sans" w:hAnsi="Liberation Sans"/>
+                <w:sz w:val="16"/>
+              </w:rPr>
+              <w:t>No bat.bing.com request in untouched five-page capture</w:t>
+            </w:r>
+          </w:p>
+        </w:tc>
+      </w:tr>
+      <w:tr>
+        <w:trPr>
+          <w:cantSplit/>
+        </w:trPr>
+        <w:tc>
+          <w:tcPr>
+            <w:tcW w:type="dxa" w:w="1728"/>
+            <w:vAlign w:val="top"/>
+            <w:shd w:fill="F0F5F8"/>
+          </w:tcPr>
+          <w:p>
+            <w:pPr>
+              <w:spacing w:after="40"/>
+            </w:pPr>
+            <w:r>
+              <w:rPr>
+                <w:rFonts w:ascii="Liberation Sans" w:hAnsi="Liberation Sans"/>
+                <w:sz w:val="16"/>
+              </w:rPr>
+              <w:t>Meta and X</w:t>
+            </w:r>
+          </w:p>
+        </w:tc>
+        <w:tc>
+          <w:tcPr>
+            <w:tcW w:type="dxa" w:w="4392"/>
+            <w:vAlign w:val="top"/>
+            <w:shd w:fill="F0F5F8"/>
+          </w:tcPr>
+          <w:p>
+            <w:pPr>
+              <w:spacing w:after="40"/>
+            </w:pPr>
+            <w:r>
+              <w:rPr>
+                <w:rFonts w:ascii="Liberation Sans" w:hAnsi="Liberation Sans"/>
+                <w:sz w:val="16"/>
+              </w:rPr>
+              <w:t>Card module: three Meta IDs and one X config</w:t>
+            </w:r>
+          </w:p>
+        </w:tc>
+        <w:tc>
+          <w:tcPr>
+            <w:tcW w:type="dxa" w:w="3816"/>
+            <w:vAlign w:val="top"/>
+            <w:shd w:fill="F0F5F8"/>
+          </w:tcPr>
+          <w:p>
+            <w:pPr>
+              <w:spacing w:after="40"/>
+            </w:pPr>
+            <w:r>
+              <w:rPr>
+                <w:rFonts w:ascii="Liberation Sans" w:hAnsi="Liberation Sans"/>
+                <w:sz w:val="16"/>
+              </w:rPr>
+              <w:t>Module delivered; no matching requests captured</w:t>
+            </w:r>
+          </w:p>
+        </w:tc>
+      </w:tr>
+      <w:tr>
+        <w:trPr>
+          <w:cantSplit/>
+        </w:trPr>
+        <w:tc>
+          <w:tcPr>
+            <w:tcW w:type="dxa" w:w="1728"/>
+            <w:vAlign w:val="top"/>
+          </w:tcPr>
+          <w:p>
+            <w:pPr>
+              <w:spacing w:after="40"/>
+            </w:pPr>
+            <w:r>
+              <w:rPr>
+                <w:rFonts w:ascii="Liberation Sans" w:hAnsi="Liberation Sans"/>
+                <w:sz w:val="16"/>
+              </w:rPr>
+              <w:t>Rakuten, Kenshoo, Tapper</w:t>
+            </w:r>
+          </w:p>
+        </w:tc>
+        <w:tc>
+          <w:tcPr>
+            <w:tcW w:type="dxa" w:w="4392"/>
+            <w:vAlign w:val="top"/>
+          </w:tcPr>
+          <w:p>
+            <w:pPr>
+              <w:spacing w:after="40"/>
+            </w:pPr>
+            <w:r>
+              <w:rPr>
+                <w:rFonts w:ascii="Liberation Sans" w:hAnsi="Liberation Sans"/>
+                <w:sz w:val="16"/>
+              </w:rPr>
+              <w:t>Mortgage event-bound affiliate/lead/monitor code</w:t>
+            </w:r>
+          </w:p>
+        </w:tc>
+        <w:tc>
+          <w:tcPr>
+            <w:tcW w:type="dxa" w:w="3816"/>
+            <w:vAlign w:val="top"/>
+          </w:tcPr>
+          <w:p>
+            <w:pPr>
+              <w:spacing w:after="40"/>
+            </w:pPr>
+            <w:r>
+              <w:rPr>
+                <w:rFonts w:ascii="Liberation Sans" w:hAnsi="Liberation Sans"/>
+                <w:sz w:val="16"/>
+              </w:rPr>
+              <w:t>No corresponding application event generated</w:t>
+            </w:r>
+          </w:p>
+        </w:tc>
+      </w:tr>
+      <w:tr>
+        <w:trPr>
+          <w:cantSplit/>
+        </w:trPr>
+        <w:tc>
+          <w:tcPr>
+            <w:tcW w:type="dxa" w:w="1728"/>
+            <w:vAlign w:val="top"/>
+            <w:shd w:fill="F0F5F8"/>
+          </w:tcPr>
+          <w:p>
+            <w:pPr>
+              <w:spacing w:after="40"/>
+            </w:pPr>
+            <w:r>
+              <w:rPr>
+                <w:rFonts w:ascii="Liberation Sans" w:hAnsi="Liberation Sans"/>
+                <w:sz w:val="16"/>
+              </w:rPr>
               <w:t>Zeta RFIhub</w:t>
             </w:r>
           </w:p>
@@ -1557,6 +1743,7 @@
           <w:tcPr>
             <w:tcW w:type="dxa" w:w="4392"/>
             <w:vAlign w:val="top"/>
+            <w:shd w:fill="F0F5F8"/>
           </w:tcPr>
           <w:p>
             <w:pPr>
@@ -1575,6 +1762,7 @@
           <w:tcPr>
             <w:tcW w:type="dxa" w:w="3816"/>
             <w:vAlign w:val="top"/>
+            <w:shd w:fill="F0F5F8"/>
           </w:tcPr>
           <w:p>
             <w:pPr>
@@ -1598,7 +1786,6 @@
           <w:tcPr>
             <w:tcW w:type="dxa" w:w="1728"/>
             <w:vAlign w:val="top"/>
-            <w:shd w:fill="F0F5F8"/>
           </w:tcPr>
           <w:p>
             <w:pPr>
@@ -1617,7 +1804,6 @@
           <w:tcPr>
             <w:tcW w:type="dxa" w:w="4392"/>
             <w:vAlign w:val="top"/>
-            <w:shd w:fill="F0F5F8"/>
           </w:tcPr>
           <w:p>
             <w:pPr>
@@ -1636,7 +1822,6 @@
           <w:tcPr>
             <w:tcW w:type="dxa" w:w="3816"/>
             <w:vAlign w:val="top"/>
-            <w:shd w:fill="F0F5F8"/>
           </w:tcPr>
           <w:p>
             <w:pPr>
@@ -1660,6 +1845,7 @@
           <w:tcPr>
             <w:tcW w:type="dxa" w:w="1728"/>
             <w:vAlign w:val="top"/>
+            <w:shd w:fill="F0F5F8"/>
           </w:tcPr>
           <w:p>
             <w:pPr>
@@ -1678,6 +1864,7 @@
           <w:tcPr>
             <w:tcW w:type="dxa" w:w="4392"/>
             <w:vAlign w:val="top"/>
+            <w:shd w:fill="F0F5F8"/>
           </w:tcPr>
           <w:p>
             <w:pPr>
@@ -1696,6 +1883,7 @@
           <w:tcPr>
             <w:tcW w:type="dxa" w:w="3816"/>
             <w:vAlign w:val="top"/>
+            <w:shd w:fill="F0F5F8"/>
           </w:tcPr>
           <w:p>
             <w:pPr>
@@ -1706,7 +1894,66 @@
                 <w:rFonts w:ascii="Liberation Sans" w:hAnsi="Liberation Sans"/>
                 <w:sz w:val="16"/>
               </w:rPr>
-              <w:t>No sync request captured</w:t>
+              <w:t>Shared Ensighten sync captured on personal loans and mortgage</w:t>
+            </w:r>
+          </w:p>
+        </w:tc>
+      </w:tr>
+      <w:tr>
+        <w:trPr>
+          <w:cantSplit/>
+        </w:trPr>
+        <w:tc>
+          <w:tcPr>
+            <w:tcW w:type="dxa" w:w="1728"/>
+            <w:vAlign w:val="top"/>
+          </w:tcPr>
+          <w:p>
+            <w:pPr>
+              <w:spacing w:after="40"/>
+            </w:pPr>
+            <w:r>
+              <w:rPr>
+                <w:rFonts w:ascii="Liberation Sans" w:hAnsi="Liberation Sans"/>
+                <w:sz w:val="16"/>
+              </w:rPr>
+              <w:t>Amazon Ads</w:t>
+            </w:r>
+          </w:p>
+        </w:tc>
+        <w:tc>
+          <w:tcPr>
+            <w:tcW w:type="dxa" w:w="4392"/>
+            <w:vAlign w:val="top"/>
+          </w:tcPr>
+          <w:p>
+            <w:pPr>
+              <w:spacing w:after="40"/>
+            </w:pPr>
+            <w:r>
+              <w:rPr>
+                <w:rFonts w:ascii="Liberation Sans" w:hAnsi="Liberation Sans"/>
+                <w:sz w:val="16"/>
+              </w:rPr>
+              <w:t>Ensighten PageView image code</w:t>
+            </w:r>
+          </w:p>
+        </w:tc>
+        <w:tc>
+          <w:tcPr>
+            <w:tcW w:type="dxa" w:w="3816"/>
+            <w:vAlign w:val="top"/>
+          </w:tcPr>
+          <w:p>
+            <w:pPr>
+              <w:spacing w:after="40"/>
+            </w:pPr>
+            <w:r>
+              <w:rPr>
+                <w:rFonts w:ascii="Liberation Sans" w:hAnsi="Liberation Sans"/>
+                <w:sz w:val="16"/>
+              </w:rPr>
+              <w:t>Image captured on personal loans and mortgage</w:t>
             </w:r>
           </w:p>
         </w:tc>
@@ -1730,7 +1977,7 @@
                 <w:rFonts w:ascii="Liberation Sans" w:hAnsi="Liberation Sans"/>
                 <w:sz w:val="16"/>
               </w:rPr>
-              <w:t>Amazon Ads</w:t>
+              <w:t>Qualtrics</w:t>
             </w:r>
           </w:p>
         </w:tc>
@@ -1749,7 +1996,7 @@
                 <w:rFonts w:ascii="Liberation Sans" w:hAnsi="Liberation Sans"/>
                 <w:sz w:val="16"/>
               </w:rPr>
-              <w:t>Ensighten PageView image code</w:t>
+              <w:t>Ensighten Site Intercept code</w:t>
             </w:r>
           </w:p>
         </w:tc>
@@ -1768,7 +2015,7 @@
                 <w:rFonts w:ascii="Liberation Sans" w:hAnsi="Liberation Sans"/>
                 <w:sz w:val="16"/>
               </w:rPr>
-              <w:t>No matching request captured</w:t>
+              <w:t>Loader captured on personal loans and mortgage</w:t>
             </w:r>
           </w:p>
         </w:tc>
@@ -1791,66 +2038,6 @@
                 <w:rFonts w:ascii="Liberation Sans" w:hAnsi="Liberation Sans"/>
                 <w:sz w:val="16"/>
               </w:rPr>
-              <w:t>Qualtrics</w:t>
-            </w:r>
-          </w:p>
-        </w:tc>
-        <w:tc>
-          <w:tcPr>
-            <w:tcW w:type="dxa" w:w="4392"/>
-            <w:vAlign w:val="top"/>
-          </w:tcPr>
-          <w:p>
-            <w:pPr>
-              <w:spacing w:after="40"/>
-            </w:pPr>
-            <w:r>
-              <w:rPr>
-                <w:rFonts w:ascii="Liberation Sans" w:hAnsi="Liberation Sans"/>
-                <w:sz w:val="16"/>
-              </w:rPr>
-              <w:t>Ensighten Site Intercept code</w:t>
-            </w:r>
-          </w:p>
-        </w:tc>
-        <w:tc>
-          <w:tcPr>
-            <w:tcW w:type="dxa" w:w="3816"/>
-            <w:vAlign w:val="top"/>
-          </w:tcPr>
-          <w:p>
-            <w:pPr>
-              <w:spacing w:after="40"/>
-            </w:pPr>
-            <w:r>
-              <w:rPr>
-                <w:rFonts w:ascii="Liberation Sans" w:hAnsi="Liberation Sans"/>
-                <w:sz w:val="16"/>
-              </w:rPr>
-              <w:t>No matching request captured</w:t>
-            </w:r>
-          </w:p>
-        </w:tc>
-      </w:tr>
-      <w:tr>
-        <w:trPr>
-          <w:cantSplit/>
-        </w:trPr>
-        <w:tc>
-          <w:tcPr>
-            <w:tcW w:type="dxa" w:w="1728"/>
-            <w:vAlign w:val="top"/>
-            <w:shd w:fill="F0F5F8"/>
-          </w:tcPr>
-          <w:p>
-            <w:pPr>
-              <w:spacing w:after="40"/>
-            </w:pPr>
-            <w:r>
-              <w:rPr>
-                <w:rFonts w:ascii="Liberation Sans" w:hAnsi="Liberation Sans"/>
-                <w:sz w:val="16"/>
-              </w:rPr>
               <w:t>Glassbox detector</w:t>
             </w:r>
           </w:p>
@@ -1859,7 +2046,6 @@
           <w:tcPr>
             <w:tcW w:type="dxa" w:w="4392"/>
             <w:vAlign w:val="top"/>
-            <w:shd w:fill="F0F5F8"/>
           </w:tcPr>
           <w:p>
             <w:pPr>
@@ -1878,7 +2064,6 @@
           <w:tcPr>
             <w:tcW w:type="dxa" w:w="3816"/>
             <w:vAlign w:val="top"/>
-            <w:shd w:fill="F0F5F8"/>
           </w:tcPr>
           <w:p>
             <w:pPr>
@@ -1915,12 +2100,212 @@
     </w:p>
     <w:p>
       <w:r>
-        <w:t>No UET queue, loader, tag ID, bat.bing.com request, account or conversion event was found in the sampled production scripts and traffic. The Ensighten bootstrap contains bing.com and cc.bingj.com in a privacy-domain classification list only. That list is not evidence that UET runs. The number of Microsoft accounts or IDs, page coverage, events, revenue and consent behavior are Unknown.</w:t>
+        <w:t>Correction to the first public sample: executable UET code is present in page-specific Ensighten modules. Banking module d612f181 contains tag IDs 5695784 and 331000549. Mortgage module 113f5951 contains tag ID 16005485 in six event bindings. These are three public tag IDs, not a verified account count. The second banking rule depends on the shared banking event rule; several mortgage rules recreate window.uetq, initialize UET, push pageLoad and sometimes a custom ec/ea event. No validated revenue/currency is set in the inspected snippets.</w:t>
       </w:r>
+    </w:p>
+    <w:tbl>
+      <w:tblPr>
+        <w:tblStyle w:val="TableGrid"/>
+        <w:tblW w:type="auto" w:w="0"/>
+        <w:jc w:val="center"/>
+        <w:tblLayout w:type="fixed"/>
+        <w:tblLook w:firstColumn="1" w:firstRow="1" w:lastColumn="0" w:lastRow="0" w:noHBand="0" w:noVBand="1" w:val="04A0"/>
+      </w:tblPr>
+      <w:tblGrid>
+        <w:gridCol w:w="3389"/>
+        <w:gridCol w:w="3389"/>
+        <w:gridCol w:w="3389"/>
+      </w:tblGrid>
+      <w:tr>
+        <w:trPr>
+          <w:tblHeader w:val="true"/>
+          <w:cantSplit/>
+        </w:trPr>
+        <w:tc>
+          <w:tcPr>
+            <w:tcW w:type="dxa" w:w="1656"/>
+            <w:shd w:fill="0F355C"/>
+            <w:vAlign w:val="center"/>
+          </w:tcPr>
+          <w:p>
+            <w:r>
+              <w:rPr>
+                <w:rFonts w:ascii="Liberation Sans" w:hAnsi="Liberation Sans"/>
+                <w:b/>
+                <w:color w:val="FFFFFF"/>
+                <w:sz w:val="16"/>
+              </w:rPr>
+              <w:t>Module</w:t>
+            </w:r>
+          </w:p>
+        </w:tc>
+        <w:tc>
+          <w:tcPr>
+            <w:tcW w:type="dxa" w:w="3024"/>
+            <w:shd w:fill="0F355C"/>
+            <w:vAlign w:val="center"/>
+          </w:tcPr>
+          <w:p>
+            <w:r>
+              <w:rPr>
+                <w:rFonts w:ascii="Liberation Sans" w:hAnsi="Liberation Sans"/>
+                <w:b/>
+                <w:color w:val="FFFFFF"/>
+                <w:sz w:val="16"/>
+              </w:rPr>
+              <w:t>UET binding</w:t>
+            </w:r>
+          </w:p>
+        </w:tc>
+        <w:tc>
+          <w:tcPr>
+            <w:tcW w:type="dxa" w:w="5256"/>
+            <w:shd w:fill="0F355C"/>
+            <w:vAlign w:val="center"/>
+          </w:tcPr>
+          <w:p>
+            <w:r>
+              <w:rPr>
+                <w:rFonts w:ascii="Liberation Sans" w:hAnsi="Liberation Sans"/>
+                <w:b/>
+                <w:color w:val="FFFFFF"/>
+                <w:sz w:val="16"/>
+              </w:rPr>
+              <w:t>Observed code behavior</w:t>
+            </w:r>
+          </w:p>
+        </w:tc>
+      </w:tr>
+      <w:tr>
+        <w:trPr>
+          <w:cantSplit/>
+        </w:trPr>
+        <w:tc>
+          <w:tcPr>
+            <w:tcW w:type="dxa" w:w="1656"/>
+            <w:vAlign w:val="top"/>
+            <w:shd w:fill="F0F5F8"/>
+          </w:tcPr>
+          <w:p>
+            <w:pPr>
+              <w:spacing w:after="40"/>
+            </w:pPr>
+            <w:r>
+              <w:rPr>
+                <w:rFonts w:ascii="Liberation Sans" w:hAnsi="Liberation Sans"/>
+                <w:sz w:val="16"/>
+              </w:rPr>
+              <w:t>Banking</w:t>
+            </w:r>
+          </w:p>
+        </w:tc>
+        <w:tc>
+          <w:tcPr>
+            <w:tcW w:type="dxa" w:w="3024"/>
+            <w:vAlign w:val="top"/>
+            <w:shd w:fill="F0F5F8"/>
+          </w:tcPr>
+          <w:p>
+            <w:pPr>
+              <w:spacing w:after="40"/>
+            </w:pPr>
+            <w:r>
+              <w:rPr>
+                <w:rFonts w:ascii="Liberation Sans" w:hAnsi="Liberation Sans"/>
+                <w:sz w:val="16"/>
+              </w:rPr>
+              <w:t>4127256/750588; 4127257/755905</w:t>
+            </w:r>
+          </w:p>
+        </w:tc>
+        <w:tc>
+          <w:tcPr>
+            <w:tcW w:type="dxa" w:w="5256"/>
+            <w:vAlign w:val="top"/>
+            <w:shd w:fill="F0F5F8"/>
+          </w:tcPr>
+          <w:p>
+            <w:pPr>
+              <w:spacing w:after="40"/>
+            </w:pPr>
+            <w:r>
+              <w:rPr>
+                <w:rFonts w:ascii="Liberation Sans" w:hAnsi="Liberation Sans"/>
+                <w:sz w:val="16"/>
+              </w:rPr>
+              <w:t>Two IDs, bat.js loader and pageLoad; second rule depends on 4061763/692933</w:t>
+            </w:r>
+          </w:p>
+        </w:tc>
+      </w:tr>
+      <w:tr>
+        <w:trPr>
+          <w:cantSplit/>
+        </w:trPr>
+        <w:tc>
+          <w:tcPr>
+            <w:tcW w:type="dxa" w:w="1656"/>
+            <w:vAlign w:val="top"/>
+          </w:tcPr>
+          <w:p>
+            <w:pPr>
+              <w:spacing w:after="40"/>
+            </w:pPr>
+            <w:r>
+              <w:rPr>
+                <w:rFonts w:ascii="Liberation Sans" w:hAnsi="Liberation Sans"/>
+                <w:sz w:val="16"/>
+              </w:rPr>
+              <w:t>Mortgage</w:t>
+            </w:r>
+          </w:p>
+        </w:tc>
+        <w:tc>
+          <w:tcPr>
+            <w:tcW w:type="dxa" w:w="3024"/>
+            <w:vAlign w:val="top"/>
+          </w:tcPr>
+          <w:p>
+            <w:pPr>
+              <w:spacing w:after="40"/>
+            </w:pPr>
+            <w:r>
+              <w:rPr>
+                <w:rFonts w:ascii="Liberation Sans" w:hAnsi="Liberation Sans"/>
+                <w:sz w:val="16"/>
+              </w:rPr>
+              <w:t>3854519/737752; five more</w:t>
+            </w:r>
+          </w:p>
+        </w:tc>
+        <w:tc>
+          <w:tcPr>
+            <w:tcW w:type="dxa" w:w="5256"/>
+            <w:vAlign w:val="top"/>
+          </w:tcPr>
+          <w:p>
+            <w:pPr>
+              <w:spacing w:after="40"/>
+            </w:pPr>
+            <w:r>
+              <w:rPr>
+                <w:rFonts w:ascii="Liberation Sans" w:hAnsi="Liberation Sans"/>
+                <w:sz w:val="16"/>
+              </w:rPr>
+              <w:t>One ID on Dragonfly, registration, VA and HELOC named events; repeated initialization</w:t>
+            </w:r>
+          </w:p>
+        </w:tc>
+      </w:tr>
+    </w:tbl>
+    <w:p>
+      <w:pPr>
+        <w:spacing w:after="20"/>
+      </w:pPr>
     </w:p>
     <w:p>
       <w:r>
-        <w:t>Adobe publicly lists a Bing Ads UET client-side extension. The available public Adobe page establishes catalog availability, but not Microsoft authorship or support. Adobe says third-party extensions are supported by their authors. Microsoft documents UET tags as a foundation for conversion and audience use. None of these sources proves what Citi has installed beyond the delivered production build, which contains no UET extension.</w:t>
+        <w:t>No bat.bing.com request or UET instance appeared in an untouched five-page browser capture. This does not establish behavior after application events or different consent states. The public Launch build has no UET extension. Account ownership, consent policy and conversion request values remain unknown.</w:t>
       </w:r>
     </w:p>
     <w:p>
@@ -1933,7 +2318,7 @@
     </w:p>
     <w:p>
       <w:r>
-        <w:t>Ensighten module 87cab71b9abb2c5fae0c515cadc946cc initializes one dataLayer / gtag wrapper. It loads the base script and configures DC-6260004, DC-6269322, DC-6256710, DC-6415812 and DC-6268858. It queues conversion callbacks until the base script callback executes. All five Google tag script IDs were observed on the public personal-loan page.</w:t>
+        <w:t>Ensighten module 87cab71b9abb2c5fae0c515cadc946cc initializes dataLayer/gtag, configures DC-6260004, DC-6269322, DC-6256710, DC-6415812 and DC-6268858, and drains queued conversion callbacks. All five base Google tag scripts loaded on personal loans and mortgage. One Google collect request on each page was not mapped to a particular activity.</w:t>
       </w:r>
     </w:p>
     <w:tbl>
@@ -2125,7 +2510,190 @@
                 <w:rFonts w:ascii="Liberation Sans" w:hAnsi="Liberation Sans"/>
                 <w:sz w:val="16"/>
               </w:rPr>
-              <w:t>value="1"; random transaction_id; u1=_dl.hcfa_flag; no conversion request mapped</w:t>
+              <w:t>value="1"; random transaction_id; u1=_dl.hcfa_flag; request unmapped</w:t>
+            </w:r>
+          </w:p>
+        </w:tc>
+      </w:tr>
+      <w:tr>
+        <w:trPr>
+          <w:cantSplit/>
+        </w:trPr>
+        <w:tc>
+          <w:tcPr>
+            <w:tcW w:type="dxa" w:w="3600"/>
+            <w:vAlign w:val="top"/>
+            <w:shd w:fill="F0F5F8"/>
+          </w:tcPr>
+          <w:p>
+            <w:pPr>
+              <w:spacing w:after="40"/>
+            </w:pPr>
+            <w:r>
+              <w:rPr>
+                <w:rFonts w:ascii="Liberation Sans" w:hAnsi="Liberation Sans"/>
+                <w:sz w:val="16"/>
+              </w:rPr>
+              <w:t>DC-6269322 / bankp00 / proje0 + unique</w:t>
+            </w:r>
+          </w:p>
+        </w:tc>
+        <w:tc>
+          <w:tcPr>
+            <w:tcW w:type="dxa" w:w="3168"/>
+            <w:vAlign w:val="top"/>
+            <w:shd w:fill="F0F5F8"/>
+          </w:tcPr>
+          <w:p>
+            <w:pPr>
+              <w:spacing w:after="40"/>
+            </w:pPr>
+            <w:r>
+              <w:rPr>
+                <w:rFonts w:ascii="Liberation Sans" w:hAnsi="Liberation Sans"/>
+                <w:sz w:val="16"/>
+              </w:rPr>
+              <w:t>Banking module DOM loaded</w:t>
+            </w:r>
+          </w:p>
+        </w:tc>
+        <w:tc>
+          <w:tcPr>
+            <w:tcW w:type="dxa" w:w="3168"/>
+            <w:vAlign w:val="top"/>
+            <w:shd w:fill="F0F5F8"/>
+          </w:tcPr>
+          <w:p>
+            <w:pPr>
+              <w:spacing w:after="40"/>
+            </w:pPr>
+            <w:r>
+              <w:rPr>
+                <w:rFonts w:ascii="Liberation Sans" w:hAnsi="Liberation Sans"/>
+                <w:sz w:val="16"/>
+              </w:rPr>
+              <w:t>Leading space in source ID; request unmapped</w:t>
+            </w:r>
+          </w:p>
+        </w:tc>
+      </w:tr>
+      <w:tr>
+        <w:trPr>
+          <w:cantSplit/>
+        </w:trPr>
+        <w:tc>
+          <w:tcPr>
+            <w:tcW w:type="dxa" w:w="3600"/>
+            <w:vAlign w:val="top"/>
+          </w:tcPr>
+          <w:p>
+            <w:pPr>
+              <w:spacing w:after="40"/>
+            </w:pPr>
+            <w:r>
+              <w:rPr>
+                <w:rFonts w:ascii="Liberation Sans" w:hAnsi="Liberation Sans"/>
+                <w:sz w:val="16"/>
+              </w:rPr>
+              <w:t>DC-6260004 / misce0, cardslp, landi0</w:t>
+            </w:r>
+          </w:p>
+        </w:tc>
+        <w:tc>
+          <w:tcPr>
+            <w:tcW w:type="dxa" w:w="3168"/>
+            <w:vAlign w:val="top"/>
+          </w:tcPr>
+          <w:p>
+            <w:pPr>
+              <w:spacing w:after="40"/>
+            </w:pPr>
+            <w:r>
+              <w:rPr>
+                <w:rFonts w:ascii="Liberation Sans" w:hAnsi="Liberation Sans"/>
+                <w:sz w:val="16"/>
+              </w:rPr>
+              <w:t>Three card module DOM-loaded rules</w:t>
+            </w:r>
+          </w:p>
+        </w:tc>
+        <w:tc>
+          <w:tcPr>
+            <w:tcW w:type="dxa" w:w="3168"/>
+            <w:vAlign w:val="top"/>
+          </w:tcPr>
+          <w:p>
+            <w:pPr>
+              <w:spacing w:after="40"/>
+            </w:pPr>
+            <w:r>
+              <w:rPr>
+                <w:rFonts w:ascii="Liberation Sans" w:hAnsi="Liberation Sans"/>
+                <w:sz w:val="16"/>
+              </w:rPr>
+              <w:t>Literal value or 1; random transaction IDs; requests unmapped</w:t>
+            </w:r>
+          </w:p>
+        </w:tc>
+      </w:tr>
+      <w:tr>
+        <w:trPr>
+          <w:cantSplit/>
+        </w:trPr>
+        <w:tc>
+          <w:tcPr>
+            <w:tcW w:type="dxa" w:w="3600"/>
+            <w:vAlign w:val="top"/>
+            <w:shd w:fill="F0F5F8"/>
+          </w:tcPr>
+          <w:p>
+            <w:pPr>
+              <w:spacing w:after="40"/>
+            </w:pPr>
+            <w:r>
+              <w:rPr>
+                <w:rFonts w:ascii="Liberation Sans" w:hAnsi="Liberation Sans"/>
+                <w:sz w:val="16"/>
+              </w:rPr>
+              <w:t>DC-6256710 / newmo0 or globa0</w:t>
+            </w:r>
+          </w:p>
+        </w:tc>
+        <w:tc>
+          <w:tcPr>
+            <w:tcW w:type="dxa" w:w="3168"/>
+            <w:vAlign w:val="top"/>
+            <w:shd w:fill="F0F5F8"/>
+          </w:tcPr>
+          <w:p>
+            <w:pPr>
+              <w:spacing w:after="40"/>
+            </w:pPr>
+            <w:r>
+              <w:rPr>
+                <w:rFonts w:ascii="Liberation Sans" w:hAnsi="Liberation Sans"/>
+                <w:sz w:val="16"/>
+              </w:rPr>
+              <w:t>19 mortgage named-event rules</w:t>
+            </w:r>
+          </w:p>
+        </w:tc>
+        <w:tc>
+          <w:tcPr>
+            <w:tcW w:type="dxa" w:w="3168"/>
+            <w:vAlign w:val="top"/>
+            <w:shd w:fill="F0F5F8"/>
+          </w:tcPr>
+          <w:p>
+            <w:pPr>
+              <w:spacing w:after="40"/>
+            </w:pPr>
+            <w:r>
+              <w:rPr>
+                <w:rFonts w:ascii="Liberation Sans" w:hAnsi="Liberation Sans"/>
+                <w:sz w:val="16"/>
+              </w:rPr>
+              <w:t>Unique counting and selected u fields; application events not generated</w:t>
             </w:r>
           </w:p>
         </w:tc>
@@ -2138,7 +2706,7 @@
     </w:p>
     <w:p>
       <w:r>
-        <w:t>The second source literal contains a leading space before DC-6260004. The code does not set currency or quantity in these snippets, and the random transaction ID is not a validated order ID. Google documentation describes send_to as config/group/activity+countingMethod and says the Google tag handles cache busting without explicit ord. Application-specific tms_floodlight_pixel_* event names are emitted by another module, but their conversion activity mapping was not found in the sampled public code.</w:t>
+        <w:t>The expanded sample contains 25 explicit Floodlight activity bindings: 19 mortgage, three card, one banking and two shared. Several DC source literals have a leading space and one mortgage literal contains DC- 6256710. Card rule 4241222 uses the literal string Manage.DD_citiData.citiData_dd_pageDef as value. These are code-level concerns requiring controlled event and payload checks. The companion workbook lists each rule, group, activity, count and custom field; the deep dive has the full mortgage table.</w:t>
       </w:r>
     </w:p>
     <w:p>
@@ -2648,6 +3216,120 @@
                 <w:rFonts w:ascii="Liberation Sans" w:hAnsi="Liberation Sans"/>
                 <w:sz w:val="16"/>
               </w:rPr>
+              <w:t>Microsoft UET</w:t>
+            </w:r>
+          </w:p>
+        </w:tc>
+        <w:tc>
+          <w:tcPr>
+            <w:tcW w:type="dxa" w:w="1656"/>
+            <w:vAlign w:val="top"/>
+          </w:tcPr>
+          <w:p>
+            <w:pPr>
+              <w:spacing w:after="40"/>
+            </w:pPr>
+            <w:r>
+              <w:rPr>
+                <w:rFonts w:ascii="Liberation Sans" w:hAnsi="Liberation Sans"/>
+                <w:sz w:val="16"/>
+              </w:rPr>
+              <w:t>Three public IDs in banking/mortgage code</w:t>
+            </w:r>
+          </w:p>
+        </w:tc>
+        <w:tc>
+          <w:tcPr>
+            <w:tcW w:type="dxa" w:w="1656"/>
+            <w:vAlign w:val="top"/>
+          </w:tcPr>
+          <w:p>
+            <w:pPr>
+              <w:spacing w:after="40"/>
+            </w:pPr>
+            <w:r>
+              <w:rPr>
+                <w:rFonts w:ascii="Liberation Sans" w:hAnsi="Liberation Sans"/>
+                <w:sz w:val="16"/>
+              </w:rPr>
+              <w:t>No deployed UET rule</w:t>
+            </w:r>
+          </w:p>
+        </w:tc>
+        <w:tc>
+          <w:tcPr>
+            <w:tcW w:type="dxa" w:w="1728"/>
+            <w:vAlign w:val="top"/>
+          </w:tcPr>
+          <w:p>
+            <w:pPr>
+              <w:spacing w:after="40"/>
+            </w:pPr>
+            <w:r>
+              <w:rPr>
+                <w:rFonts w:ascii="Liberation Sans" w:hAnsi="Liberation Sans"/>
+                <w:sz w:val="16"/>
+              </w:rPr>
+              <w:t>Emits named banking/mortgage events</w:t>
+            </w:r>
+          </w:p>
+        </w:tc>
+        <w:tc>
+          <w:tcPr>
+            <w:tcW w:type="dxa" w:w="1872"/>
+            <w:vAlign w:val="top"/>
+          </w:tcPr>
+          <w:p>
+            <w:pPr>
+              <w:spacing w:after="40"/>
+            </w:pPr>
+            <w:r>
+              <w:rPr>
+                <w:rFonts w:ascii="Liberation Sans" w:hAnsi="Liberation Sans"/>
+                <w:sz w:val="16"/>
+              </w:rPr>
+              <w:t>No overlap found</w:t>
+            </w:r>
+          </w:p>
+        </w:tc>
+        <w:tc>
+          <w:tcPr>
+            <w:tcW w:type="dxa" w:w="1512"/>
+            <w:vAlign w:val="top"/>
+          </w:tcPr>
+          <w:p>
+            <w:pPr>
+              <w:spacing w:after="40"/>
+            </w:pPr>
+            <w:r>
+              <w:rPr>
+                <w:rFonts w:ascii="Liberation Sans" w:hAnsi="Liberation Sans"/>
+                <w:sz w:val="16"/>
+              </w:rPr>
+              <w:t>Delivered code; firing unknown</w:t>
+            </w:r>
+          </w:p>
+        </w:tc>
+      </w:tr>
+      <w:tr>
+        <w:trPr>
+          <w:cantSplit/>
+        </w:trPr>
+        <w:tc>
+          <w:tcPr>
+            <w:tcW w:type="dxa" w:w="1512"/>
+            <w:vAlign w:val="top"/>
+            <w:shd w:fill="F0F5F8"/>
+          </w:tcPr>
+          <w:p>
+            <w:pPr>
+              <w:spacing w:after="40"/>
+            </w:pPr>
+            <w:r>
+              <w:rPr>
+                <w:rFonts w:ascii="Liberation Sans" w:hAnsi="Liberation Sans"/>
+                <w:sz w:val="16"/>
+              </w:rPr>
               <w:t>Zync</w:t>
             </w:r>
           </w:p>
@@ -2656,6 +3338,7 @@
           <w:tcPr>
             <w:tcW w:type="dxa" w:w="1656"/>
             <w:vAlign w:val="top"/>
+            <w:shd w:fill="F0F5F8"/>
           </w:tcPr>
           <w:p>
             <w:pPr>
@@ -2674,6 +3357,7 @@
           <w:tcPr>
             <w:tcW w:type="dxa" w:w="1656"/>
             <w:vAlign w:val="top"/>
+            <w:shd w:fill="F0F5F8"/>
           </w:tcPr>
           <w:p>
             <w:pPr>
@@ -2692,6 +3376,7 @@
           <w:tcPr>
             <w:tcW w:type="dxa" w:w="1728"/>
             <w:vAlign w:val="top"/>
+            <w:shd w:fill="F0F5F8"/>
           </w:tcPr>
           <w:p>
             <w:pPr>
@@ -2710,6 +3395,7 @@
           <w:tcPr>
             <w:tcW w:type="dxa" w:w="1872"/>
             <w:vAlign w:val="top"/>
+            <w:shd w:fill="F0F5F8"/>
           </w:tcPr>
           <w:p>
             <w:pPr>
@@ -2721,6 +3407,120 @@
                 <w:sz w:val="16"/>
               </w:rPr>
               <w:t>Code in both; duplicate firing untested</w:t>
+            </w:r>
+          </w:p>
+        </w:tc>
+        <w:tc>
+          <w:tcPr>
+            <w:tcW w:type="dxa" w:w="1512"/>
+            <w:vAlign w:val="top"/>
+            <w:shd w:fill="F0F5F8"/>
+          </w:tcPr>
+          <w:p>
+            <w:pPr>
+              <w:spacing w:after="40"/>
+            </w:pPr>
+            <w:r>
+              <w:rPr>
+                <w:rFonts w:ascii="Liberation Sans" w:hAnsi="Liberation Sans"/>
+                <w:sz w:val="16"/>
+              </w:rPr>
+              <w:t>Unknown</w:t>
+            </w:r>
+          </w:p>
+        </w:tc>
+      </w:tr>
+      <w:tr>
+        <w:trPr>
+          <w:cantSplit/>
+        </w:trPr>
+        <w:tc>
+          <w:tcPr>
+            <w:tcW w:type="dxa" w:w="1512"/>
+            <w:vAlign w:val="top"/>
+          </w:tcPr>
+          <w:p>
+            <w:pPr>
+              <w:spacing w:after="40"/>
+            </w:pPr>
+            <w:r>
+              <w:rPr>
+                <w:rFonts w:ascii="Liberation Sans" w:hAnsi="Liberation Sans"/>
+                <w:sz w:val="16"/>
+              </w:rPr>
+              <w:t>Identity / audience</w:t>
+            </w:r>
+          </w:p>
+        </w:tc>
+        <w:tc>
+          <w:tcPr>
+            <w:tcW w:type="dxa" w:w="1656"/>
+            <w:vAlign w:val="top"/>
+          </w:tcPr>
+          <w:p>
+            <w:pPr>
+              <w:spacing w:after="40"/>
+            </w:pPr>
+            <w:r>
+              <w:rPr>
+                <w:rFonts w:ascii="Liberation Sans" w:hAnsi="Liberation Sans"/>
+                <w:sz w:val="16"/>
+              </w:rPr>
+              <w:t>LiveRamp and RFIhub code</w:t>
+            </w:r>
+          </w:p>
+        </w:tc>
+        <w:tc>
+          <w:tcPr>
+            <w:tcW w:type="dxa" w:w="1656"/>
+            <w:vAlign w:val="top"/>
+          </w:tcPr>
+          <w:p>
+            <w:pPr>
+              <w:spacing w:after="40"/>
+            </w:pPr>
+            <w:r>
+              <w:rPr>
+                <w:rFonts w:ascii="Liberation Sans" w:hAnsi="Liberation Sans"/>
+                <w:sz w:val="16"/>
+              </w:rPr>
+              <w:t>ECID and Adobe Edge</w:t>
+            </w:r>
+          </w:p>
+        </w:tc>
+        <w:tc>
+          <w:tcPr>
+            <w:tcW w:type="dxa" w:w="1728"/>
+            <w:vAlign w:val="top"/>
+          </w:tcPr>
+          <w:p>
+            <w:pPr>
+              <w:spacing w:after="40"/>
+            </w:pPr>
+            <w:r>
+              <w:rPr>
+                <w:rFonts w:ascii="Liberation Sans" w:hAnsi="Liberation Sans"/>
+                <w:sz w:val="16"/>
+              </w:rPr>
+              <w:t>Supplies identity fields in some flows</w:t>
+            </w:r>
+          </w:p>
+        </w:tc>
+        <w:tc>
+          <w:tcPr>
+            <w:tcW w:type="dxa" w:w="1872"/>
+            <w:vAlign w:val="top"/>
+          </w:tcPr>
+          <w:p>
+            <w:pPr>
+              <w:spacing w:after="40"/>
+            </w:pPr>
+            <w:r>
+              <w:rPr>
+                <w:rFonts w:ascii="Liberation Sans" w:hAnsi="Liberation Sans"/>
+                <w:sz w:val="16"/>
+              </w:rPr>
+              <w:t>Shared fields, different destinations</w:t>
             </w:r>
           </w:p>
         </w:tc>
@@ -2762,7 +3562,7 @@
                 <w:rFonts w:ascii="Liberation Sans" w:hAnsi="Liberation Sans"/>
                 <w:sz w:val="16"/>
               </w:rPr>
-              <w:t>Identity / audience</w:t>
+              <w:t>Consent</w:t>
             </w:r>
           </w:p>
         </w:tc>
@@ -2781,7 +3581,7 @@
                 <w:rFonts w:ascii="Liberation Sans" w:hAnsi="Liberation Sans"/>
                 <w:sz w:val="16"/>
               </w:rPr>
-              <w:t>LiveRamp and RFIhub code</w:t>
+              <w:t>Privacy and vendor conditions</w:t>
             </w:r>
           </w:p>
         </w:tc>
@@ -2800,7 +3600,7 @@
                 <w:rFonts w:ascii="Liberation Sans" w:hAnsi="Liberation Sans"/>
                 <w:sz w:val="16"/>
               </w:rPr>
-              <w:t>ECID and Adobe Edge</w:t>
+              <w:t>Analytics and Target cookie gates</w:t>
             </w:r>
           </w:p>
         </w:tc>
@@ -2819,7 +3619,7 @@
                 <w:rFonts w:ascii="Liberation Sans" w:hAnsi="Liberation Sans"/>
                 <w:sz w:val="16"/>
               </w:rPr>
-              <w:t>Supplies identity fields in some flows</w:t>
+              <w:t>Supplies state / cookies</w:t>
             </w:r>
           </w:p>
         </w:tc>
@@ -2838,7 +3638,7 @@
                 <w:rFonts w:ascii="Liberation Sans" w:hAnsi="Liberation Sans"/>
                 <w:sz w:val="16"/>
               </w:rPr>
-              <w:t>Shared fields, different destinations</w:t>
+              <w:t>Combinations untested</w:t>
             </w:r>
           </w:p>
         </w:tc>
@@ -2847,119 +3647,6 @@
             <w:tcW w:type="dxa" w:w="1512"/>
             <w:vAlign w:val="top"/>
             <w:shd w:fill="F0F5F8"/>
-          </w:tcPr>
-          <w:p>
-            <w:pPr>
-              <w:spacing w:after="40"/>
-            </w:pPr>
-            <w:r>
-              <w:rPr>
-                <w:rFonts w:ascii="Liberation Sans" w:hAnsi="Liberation Sans"/>
-                <w:sz w:val="16"/>
-              </w:rPr>
-              <w:t>Unknown</w:t>
-            </w:r>
-          </w:p>
-        </w:tc>
-      </w:tr>
-      <w:tr>
-        <w:trPr>
-          <w:cantSplit/>
-        </w:trPr>
-        <w:tc>
-          <w:tcPr>
-            <w:tcW w:type="dxa" w:w="1512"/>
-            <w:vAlign w:val="top"/>
-          </w:tcPr>
-          <w:p>
-            <w:pPr>
-              <w:spacing w:after="40"/>
-            </w:pPr>
-            <w:r>
-              <w:rPr>
-                <w:rFonts w:ascii="Liberation Sans" w:hAnsi="Liberation Sans"/>
-                <w:sz w:val="16"/>
-              </w:rPr>
-              <w:t>Consent</w:t>
-            </w:r>
-          </w:p>
-        </w:tc>
-        <w:tc>
-          <w:tcPr>
-            <w:tcW w:type="dxa" w:w="1656"/>
-            <w:vAlign w:val="top"/>
-          </w:tcPr>
-          <w:p>
-            <w:pPr>
-              <w:spacing w:after="40"/>
-            </w:pPr>
-            <w:r>
-              <w:rPr>
-                <w:rFonts w:ascii="Liberation Sans" w:hAnsi="Liberation Sans"/>
-                <w:sz w:val="16"/>
-              </w:rPr>
-              <w:t>Privacy and vendor conditions</w:t>
-            </w:r>
-          </w:p>
-        </w:tc>
-        <w:tc>
-          <w:tcPr>
-            <w:tcW w:type="dxa" w:w="1656"/>
-            <w:vAlign w:val="top"/>
-          </w:tcPr>
-          <w:p>
-            <w:pPr>
-              <w:spacing w:after="40"/>
-            </w:pPr>
-            <w:r>
-              <w:rPr>
-                <w:rFonts w:ascii="Liberation Sans" w:hAnsi="Liberation Sans"/>
-                <w:sz w:val="16"/>
-              </w:rPr>
-              <w:t>Analytics and Target cookie gates</w:t>
-            </w:r>
-          </w:p>
-        </w:tc>
-        <w:tc>
-          <w:tcPr>
-            <w:tcW w:type="dxa" w:w="1728"/>
-            <w:vAlign w:val="top"/>
-          </w:tcPr>
-          <w:p>
-            <w:pPr>
-              <w:spacing w:after="40"/>
-            </w:pPr>
-            <w:r>
-              <w:rPr>
-                <w:rFonts w:ascii="Liberation Sans" w:hAnsi="Liberation Sans"/>
-                <w:sz w:val="16"/>
-              </w:rPr>
-              <w:t>Supplies state / cookies</w:t>
-            </w:r>
-          </w:p>
-        </w:tc>
-        <w:tc>
-          <w:tcPr>
-            <w:tcW w:type="dxa" w:w="1872"/>
-            <w:vAlign w:val="top"/>
-          </w:tcPr>
-          <w:p>
-            <w:pPr>
-              <w:spacing w:after="40"/>
-            </w:pPr>
-            <w:r>
-              <w:rPr>
-                <w:rFonts w:ascii="Liberation Sans" w:hAnsi="Liberation Sans"/>
-                <w:sz w:val="16"/>
-              </w:rPr>
-              <w:t>Combinations untested</w:t>
-            </w:r>
-          </w:p>
-        </w:tc>
-        <w:tc>
-          <w:tcPr>
-            <w:tcW w:type="dxa" w:w="1512"/>
-            <w:vAlign w:val="top"/>
           </w:tcPr>
           <w:p>
             <w:pPr>
@@ -3351,6 +4038,22 @@
         <w:pStyle w:val="ListBullet"/>
       </w:pPr>
       <w:r>
+        <w:t>UET rules reuse the global uetq and repeat the bat.js loader; Meta rules share fbq. Ordering and duplicate page-view effects are unverified.</w:t>
+      </w:r>
+    </w:p>
+    <w:p>
+      <w:pPr>
+        <w:pStyle w:val="ListBullet"/>
+      </w:pPr>
+      <w:r>
+        <w:t>One mortgage Rezync rule passes literal placeholder strings, and one Tapper rule contains a coded 1000 USD value. Neither was exercised in this public sample.</w:t>
+      </w:r>
+    </w:p>
+    <w:p>
+      <w:pPr>
+        <w:pStyle w:val="ListBullet"/>
+      </w:pPr>
+      <w:r>
         <w:t>RFIhub, LiveRamp and Zync code use identity fields or URL/cookie values. The data owner should validate permitted fields and consent states.</w:t>
       </w:r>
     </w:p>
@@ -3538,7 +4241,7 @@
                 <w:rFonts w:ascii="Liberation Sans" w:hAnsi="Liberation Sans"/>
                 <w:sz w:val="16"/>
               </w:rPr>
-              <w:t>Purpose and owner of each DC ID/activity; real conversion value and transaction ID semantics; any Microsoft UET IDs</w:t>
+              <w:t>Purpose and owner of each DC ID/activity and the three public UET IDs; conversion value and transaction ID semantics</w:t>
             </w:r>
           </w:p>
         </w:tc>
@@ -3658,6 +4361,16 @@
     <w:p>
       <w:r>
         <w:t>Ensighten bootstrap: https://nexus.ensighten.com/citi/na_prod/Bootstrap.js</w:t>
+      </w:r>
+    </w:p>
+    <w:p>
+      <w:r>
+        <w:t>Ensighten binding index: evidence/notes/ensighten_bindings_2026-09-29.csv</w:t>
+      </w:r>
+    </w:p>
+    <w:p>
+      <w:r>
+        <w:t>Ensighten deep dive: outputs/01a0d919-7da4-7791-b567-cd3913c2e6d9/Citi_Ensighten_Tag_Management_Deep_Dive.md</w:t>
       </w:r>
     </w:p>
     <w:p>
@@ -4064,12 +4777,12 @@
     <w:qFormat/>
     <w:rsid w:val="00FC693F"/>
     <w:pPr>
-      <w:spacing w:after="100"/>
+      <w:spacing w:after="60"/>
     </w:pPr>
     <w:rPr>
       <w:rFonts w:ascii="Liberation Sans" w:hAnsi="Liberation Sans"/>
       <w:color w:val="24384A"/>
-      <w:sz w:val="19"/>
+      <w:sz w:val="18"/>
     </w:rPr>
   </w:style>
   <w:style w:type="paragraph" w:styleId="Header">
@@ -4127,7 +4840,7 @@
     <w:pPr>
       <w:keepNext/>
       <w:keepLines/>
-      <w:spacing w:before="260" w:after="100"/>
+      <w:spacing w:before="200" w:after="80"/>
       <w:outlineLvl w:val="0"/>
     </w:pPr>
     <w:rPr>
@@ -4151,7 +4864,7 @@
     <w:pPr>
       <w:keepNext/>
       <w:keepLines/>
-      <w:spacing w:before="260" w:after="100"/>
+      <w:spacing w:before="200" w:after="80"/>
       <w:outlineLvl w:val="1"/>
     </w:pPr>
     <w:rPr>
